--- a/docs/MAIIC_December_2025_Loan_Book_Investigation_Findings_v1_2026-10-17.docx
+++ b/docs/MAIIC_December_2025_Loan_Book_Investigation_Findings_v1_2026-10-17.docx
@@ -101,7 +101,7 @@
           <w:color w:val="5B6470"/>
           <w:sz w:val="18"/>
         </w:rPr>
-        <w:t>Findings note — companion to the Loan Book Report Point-in-Time Specification v1</w:t>
+        <w:t>Findings note, revised 17 October 2026 after independent review by Codex and Copilot — companion to the Loan Book Report Point-in-Time Specification v1</w:t>
       </w:r>
     </w:p>
     <w:p>
@@ -162,7 +162,36 @@
           <w:b w:val="0"/>
           <w:i w:val="0"/>
         </w:rPr>
-        <w:t>, fixed a bug in how our system chooses between E-Banker's repeated pulls of the same closed month. This document is the verification that specification's own section 8 called for before trusting the result: the fix was built, rebuilt against real data, and checked against MAIIC's own December 2025 ECL workbook. It records exactly what changed, what still disagrees, and — because "it still disagrees" was not a good enough answer on its own — a full trace of every one of the 36 disagreeing facilities back through their entire history, to separate the ones a data defect explains from the ones nothing in our data explains.</w:t>
+        <w:t>, fixed a bug in how our system chooses between E-Banker's repeated pulls of the same closed month. This document is the verification that specification's own section 8 called for before trusting the result: the fix was built, rebuilt against real data, and checked against MAIIC's own December 2025 ECL workbook. It records exactly what changed, what still disagrees, and — because "it still disagrees" was not a good enough answer on its own — a full trace of every one of the 36 disagreeing facilities back through their entire history, to separate the ones a data defect explains, the ones pointing at a governance question about the staging policy, and the ones nothing found so far explains at all.</w:t>
+      </w:r>
+    </w:p>
+    <w:p>
+      <w:pPr>
+        <w:spacing w:after="120"/>
+        <w:jc w:val="both"/>
+      </w:pPr>
+      <w:r>
+        <w:rPr>
+          <w:b w:val="0"/>
+          <w:i w:val="0"/>
+        </w:rPr>
+        <w:t xml:space="preserve">This note was revised once already, on 17 October 2026, after Codex and Copilot independently reviewed the first draft, re-ran its checks against the same database, and reconstructed ageing a third way (straight from the ledger) that the first draft had not tried. Their reviews corrected a real overreach in this document's first conclusion and found a genuine new lead; both are recorded in full in section 5 and in </w:t>
+      </w:r>
+      <w:r>
+        <w:rPr>
+          <w:rFonts w:ascii="Consolas" w:hAnsi="Consolas"/>
+          <w:b w:val="0"/>
+          <w:i w:val="0"/>
+          <w:sz w:val="18"/>
+        </w:rPr>
+        <w:t>docs/reviews/</w:t>
+      </w:r>
+      <w:r>
+        <w:rPr>
+          <w:b w:val="0"/>
+          <w:i w:val="0"/>
+        </w:rPr>
+        <w:t>.</w:t>
       </w:r>
     </w:p>
     <w:p>
@@ -680,7 +709,7 @@
         <w:pStyle w:val="Heading2"/>
       </w:pPr>
       <w:r>
-        <w:t>5. Two real, distinct defects found while answering that</w:t>
+        <w:t>5. What was found while answering that</w:t>
       </w:r>
     </w:p>
     <w:p>
@@ -693,7 +722,7 @@
           <w:b w:val="0"/>
           <w:i w:val="0"/>
         </w:rPr>
-        <w:t>Tracing every one of the 36 facilities' full history — in several cases back to 2020 — turned up two further, genuine E-Banker data defects, separate from the re-pull problem the main fix addresses. Both are now built and tested; both only ever flag, never guess.</w:t>
+        <w:t>Tracing every one of the 36 facilities' full history — in several cases back to 2020 — and, after independent review by Codex and Copilot (17 October 2026), reconstructing ageing straight from the ledger for a second opinion, turned up four distinct things, not two. The first two are genuine E-Banker data defects; the third is evidence that the system's own staging policy is discarding information it already has; the fourth is a correction to this document's own first draft. All of the checks below are now built and tested; none of them guess — they flag, or they record Finance's own position alongside the system's, and nothing more.</w:t>
       </w:r>
     </w:p>
     <w:p>
@@ -756,6 +785,90 @@
     </w:p>
     <w:p>
       <w:pPr>
+        <w:pStyle w:val="Heading3"/>
+      </w:pPr>
+      <w:r>
+        <w:t>5.3 The build already knows a better number for some loans, and doesn't use it</w:t>
+      </w:r>
+    </w:p>
+    <w:p>
+      <w:pPr>
+        <w:spacing w:after="120"/>
+        <w:jc w:val="both"/>
+      </w:pPr>
+      <w:r>
+        <w:rPr>
+          <w:b w:val="0"/>
+          <w:i w:val="0"/>
+        </w:rPr>
+        <w:t>Codex and Copilot were separately asked to reconstruct ageing for the 26 facilities this document first called unexplained, directly from the ledger's own dated receipts against the instalment chart in force — not from E-Banker's report — and to compare that against MAIIC's workbook. Both independently found the same five facilities where it matches: JAT Group Ltd, BenCal Technologies Ltd, Mphanga Holdings Limited, Pamela Investments, and Chuma Mkandawire (TA Chikoma Estates).</w:t>
+      </w:r>
+    </w:p>
+    <w:p>
+      <w:pPr>
+        <w:spacing w:after="120"/>
+        <w:jc w:val="both"/>
+      </w:pPr>
+      <w:r>
+        <w:rPr>
+          <w:b w:val="0"/>
+          <w:i w:val="0"/>
+        </w:rPr>
+        <w:t xml:space="preserve">For JAT specifically, Codex traced exactly why: </w:t>
+      </w:r>
+      <w:r>
+        <w:rPr>
+          <w:rFonts w:ascii="Consolas" w:hAnsi="Consolas"/>
+          <w:b w:val="0"/>
+          <w:i w:val="0"/>
+          <w:sz w:val="18"/>
+        </w:rPr>
+        <w:t>LoanBookBuildService::daysPastDue()</w:t>
+      </w:r>
+      <w:r>
+        <w:rPr>
+          <w:b w:val="0"/>
+          <w:i w:val="0"/>
+        </w:rPr>
+        <w:t xml:space="preserve"> already computes the oldest unpaid instalment correctly — 69 days, landing in the workbook's 31-90 day bracket — but the single-ladder staging policy in force for December 2025 is defined to use the raw report bucket count instead of that schedule-corrected figure, and the raw bucket reads 1 day. The right number was already sitting inside the build; the governed policy choice was configured to look past it.</w:t>
+      </w:r>
+    </w:p>
+    <w:p>
+      <w:pPr>
+        <w:spacing w:after="120"/>
+        <w:jc w:val="both"/>
+      </w:pPr>
+      <w:r>
+        <w:rPr>
+          <w:b w:val="0"/>
+          <w:i w:val="0"/>
+        </w:rPr>
+        <w:t>This is evidence, not proof, and it does not generalise: the same ledger reconstruction was tried on all 26 and still disagrees with the workbook on most of them (see section 7). It is a real, specific lead on five facilities, pointing at a policy question — not a defect to silently fix.</w:t>
+      </w:r>
+    </w:p>
+    <w:p>
+      <w:pPr>
+        <w:pStyle w:val="Heading3"/>
+      </w:pPr>
+      <w:r>
+        <w:t>5.4 A correction to this document's first draft</w:t>
+      </w:r>
+    </w:p>
+    <w:p>
+      <w:pPr>
+        <w:spacing w:after="120"/>
+        <w:jc w:val="both"/>
+      </w:pPr>
+      <w:r>
+        <w:rPr>
+          <w:b w:val="0"/>
+          <w:i w:val="0"/>
+        </w:rPr>
+        <w:t>Both reviewers caught an error here: the first draft of this document described the 26 unexplained facilities as ones where "every pull agrees" with every other pull, implying the section 5.1-style conflict check had nothing to flag on them. That was wrong, and has been verified directly: running the system's own current code fresh against 9 of the 36 facilities finds a genuine section 6.1 stable-field conflict — the first draft's conflict count had not been cross-checked against the specific 36 facilities this document is about, only against an aggregate figure across all affected months. The corrected count is below.</w:t>
+      </w:r>
+    </w:p>
+    <w:p>
+      <w:pPr>
         <w:pStyle w:val="Heading2"/>
       </w:pPr>
       <w:r>
@@ -838,7 +951,7 @@
                 <w:i w:val="0"/>
                 <w:sz w:val="17"/>
               </w:rPr>
-              <w:t>Explained by the self-contradictory-bucket defect (5.1)</w:t>
+              <w:t>Flagged by the system's own point-in-time conflict check (5.1/5.4, corrected)</w:t>
             </w:r>
           </w:p>
         </w:tc>
@@ -859,7 +972,7 @@
                 <w:i w:val="0"/>
                 <w:sz w:val="17"/>
               </w:rPr>
-              <w:t>7</w:t>
+              <w:t>9</w:t>
             </w:r>
           </w:p>
         </w:tc>
@@ -885,7 +998,7 @@
                 <w:i w:val="0"/>
                 <w:sz w:val="17"/>
               </w:rPr>
-              <w:t>Explained by the cross-month date-jump defect (5.2)</w:t>
+              <w:t>Matches the workbook under an independent ledger/chart reconstruction (5.3)</w:t>
             </w:r>
           </w:p>
         </w:tc>
@@ -906,7 +1019,7 @@
                 <w:i w:val="0"/>
                 <w:sz w:val="17"/>
               </w:rPr>
-              <w:t>6</w:t>
+              <w:t>5</w:t>
             </w:r>
           </w:p>
         </w:tc>
@@ -932,7 +1045,7 @@
                 <w:i w:val="0"/>
                 <w:sz w:val="17"/>
               </w:rPr>
-              <w:t>Explained by both (the two overlap on 3 facilities)</w:t>
+              <w:t>Explained by the self-contradictory-bucket defect (5.1)</w:t>
             </w:r>
           </w:p>
         </w:tc>
@@ -953,7 +1066,7 @@
                 <w:i w:val="0"/>
                 <w:sz w:val="17"/>
               </w:rPr>
-              <w:t>—</w:t>
+              <w:t>7</w:t>
             </w:r>
           </w:p>
         </w:tc>
@@ -975,11 +1088,11 @@
             </w:r>
             <w:r>
               <w:rPr>
-                <w:b/>
+                <w:b w:val="0"/>
                 <w:i w:val="0"/>
                 <w:sz w:val="17"/>
               </w:rPr>
-              <w:t>Total explained by a real, fixable data defect</w:t>
+              <w:t>Explained by the cross-month date-jump defect (5.2)</w:t>
             </w:r>
           </w:p>
         </w:tc>
@@ -996,11 +1109,11 @@
             </w:r>
             <w:r>
               <w:rPr>
-                <w:b/>
+                <w:b w:val="0"/>
                 <w:i w:val="0"/>
                 <w:sz w:val="17"/>
               </w:rPr>
-              <w:t>10</w:t>
+              <w:t>6</w:t>
             </w:r>
           </w:p>
         </w:tc>
@@ -1022,11 +1135,11 @@
             </w:r>
             <w:r>
               <w:rPr>
-                <w:b/>
+                <w:b w:val="0"/>
                 <w:i w:val="0"/>
                 <w:sz w:val="17"/>
               </w:rPr>
-              <w:t>Unexplained — the data is clean, consistent, and has been for months or years</w:t>
+              <w:t>No instalment chart available to reconstruct against</w:t>
             </w:r>
           </w:p>
         </w:tc>
@@ -1043,11 +1156,105 @@
             </w:r>
             <w:r>
               <w:rPr>
+                <w:b w:val="0"/>
+                <w:i w:val="0"/>
+                <w:sz w:val="17"/>
+              </w:rPr>
+              <w:t>3</w:t>
+            </w:r>
+          </w:p>
+        </w:tc>
+      </w:tr>
+      <w:tr>
+        <w:trPr>
+          <w:cantSplit/>
+        </w:trPr>
+        <w:tc>
+          <w:tcPr>
+            <w:tcW w:type="dxa" w:w="4986"/>
+          </w:tcPr>
+          <w:p>
+            <w:r>
+              <w:rPr>
+                <w:b w:val="0"/>
+                <w:sz w:val="17"/>
+              </w:rPr>
+            </w:r>
+            <w:r>
+              <w:rPr>
                 <w:b/>
                 <w:i w:val="0"/>
                 <w:sz w:val="17"/>
               </w:rPr>
-              <w:t>26</w:t>
+              <w:t>Total with some explanation or flag (the categories above overlap)</w:t>
+            </w:r>
+          </w:p>
+        </w:tc>
+        <w:tc>
+          <w:tcPr>
+            <w:tcW w:type="dxa" w:w="4986"/>
+          </w:tcPr>
+          <w:p>
+            <w:r>
+              <w:rPr>
+                <w:b w:val="0"/>
+                <w:sz w:val="17"/>
+              </w:rPr>
+            </w:r>
+            <w:r>
+              <w:rPr>
+                <w:b/>
+                <w:i w:val="0"/>
+                <w:sz w:val="17"/>
+              </w:rPr>
+              <w:t>23</w:t>
+            </w:r>
+          </w:p>
+        </w:tc>
+      </w:tr>
+      <w:tr>
+        <w:trPr>
+          <w:cantSplit/>
+        </w:trPr>
+        <w:tc>
+          <w:tcPr>
+            <w:tcW w:type="dxa" w:w="4986"/>
+          </w:tcPr>
+          <w:p>
+            <w:r>
+              <w:rPr>
+                <w:b w:val="0"/>
+                <w:sz w:val="17"/>
+              </w:rPr>
+            </w:r>
+            <w:r>
+              <w:rPr>
+                <w:b/>
+                <w:i w:val="0"/>
+                <w:sz w:val="17"/>
+              </w:rPr>
+              <w:t>Genuinely unexplained — clean, consistent, and still unmatched by any reconstruction tried</w:t>
+            </w:r>
+          </w:p>
+        </w:tc>
+        <w:tc>
+          <w:tcPr>
+            <w:tcW w:type="dxa" w:w="4986"/>
+          </w:tcPr>
+          <w:p>
+            <w:r>
+              <w:rPr>
+                <w:b w:val="0"/>
+                <w:sz w:val="17"/>
+              </w:rPr>
+            </w:r>
+            <w:r>
+              <w:rPr>
+                <w:b/>
+                <w:i w:val="0"/>
+                <w:sz w:val="17"/>
+              </w:rPr>
+              <w:t>13</w:t>
             </w:r>
           </w:p>
         </w:tc>
@@ -1064,7 +1271,7 @@
           <w:b w:val="0"/>
           <w:i w:val="0"/>
         </w:rPr>
-        <w:t>For the 26, the overdue date and day-count have been self-consistent, climbing in step with the calendar, sometimes for over a year, right through December 2025. There is no gap in the record, no implausible jump, no internal contradiction. By every signal E-Banker gives this system — the ledger, the instalment chart, the overdue-principal date, the total overdue amount — these loans are genuinely, unambiguously overdue. MAIIC's own workbook calls them current anyway.</w:t>
+        <w:t>For the 13 that remain, the overdue date and day-count have been self-consistent, climbing in step with the calendar, sometimes for over a year, right through December 2025, and the independent ledger/chart reconstruction in section 5.3 was tried on them and still disagrees with the workbook. By every signal and every reconstruction tried, these loans are genuinely, unambiguously overdue. MAIIC's own workbook calls them current anyway.</w:t>
       </w:r>
     </w:p>
     <w:p>
@@ -1085,7 +1292,7 @@
         <w:pStyle w:val="Heading2"/>
       </w:pPr>
       <w:r>
-        <w:t>7. Every hypothesis tried, and why it was ruled out</w:t>
+        <w:t>7. Every hypothesis tried, and why each was ruled out or partly confirmed</w:t>
       </w:r>
     </w:p>
     <w:p>
@@ -1098,7 +1305,7 @@
           <w:b w:val="0"/>
           <w:i w:val="0"/>
         </w:rPr>
-        <w:t>Before concluding the 26 are genuinely unexplained, each of the following was tested directly against the data, not assumed:</w:t>
+        <w:t>Each of the following was tested directly against the data, not assumed:</w:t>
       </w:r>
     </w:p>
     <w:tbl>
@@ -1321,7 +1528,7 @@
                 <w:i w:val="0"/>
                 <w:sz w:val="17"/>
               </w:rPr>
-              <w:t>Only explains 7 of 36 (section 5.1)</w:t>
+              <w:t>Explains 7 of 36 (section 5.1)</w:t>
             </w:r>
           </w:p>
         </w:tc>
@@ -1347,7 +1554,7 @@
                 <w:i w:val="0"/>
                 <w:sz w:val="17"/>
               </w:rPr>
-              <w:t>A stale or wrong maturity date</w:t>
+              <w:t>The pulls genuinely disagree with each other (the original section 6.1 check)</w:t>
             </w:r>
           </w:p>
         </w:tc>
@@ -1368,7 +1575,7 @@
                 <w:i w:val="0"/>
                 <w:sz w:val="17"/>
               </w:rPr>
-              <w:t>Compared the system's due date against the workbook's own maturity_date column for all 36</w:t>
+              <w:t>Ran the system's current build fresh against all 36 and read its own flag, rather than trusting this document's first draft</w:t>
             </w:r>
           </w:p>
         </w:tc>
@@ -1389,7 +1596,7 @@
                 <w:i w:val="0"/>
                 <w:sz w:val="17"/>
               </w:rPr>
-              <w:t>Only 1 shows a material gap; the rest are close or identical</w:t>
+              <w:t>Explains 9 of 36 (section 5.4) — more than first reported, and overlapping with the bucket defect on some facilities</w:t>
             </w:r>
           </w:p>
         </w:tc>
@@ -1415,41 +1622,7 @@
                 <w:i w:val="0"/>
                 <w:sz w:val="17"/>
               </w:rPr>
-              <w:t xml:space="preserve">The workbook's </w:t>
-            </w:r>
-            <w:r>
-              <w:rPr>
-                <w:rFonts w:ascii="Consolas" w:hAnsi="Consolas"/>
-                <w:b w:val="0"/>
-                <w:i w:val="0"/>
-                <w:sz w:val="17"/>
-              </w:rPr>
-              <w:t>overdue_principal</w:t>
-            </w:r>
-            <w:r>
-              <w:rPr>
-                <w:b w:val="0"/>
-                <w:i w:val="0"/>
-                <w:sz w:val="17"/>
-              </w:rPr>
-              <w:t xml:space="preserve"> / </w:t>
-            </w:r>
-            <w:r>
-              <w:rPr>
-                <w:rFonts w:ascii="Consolas" w:hAnsi="Consolas"/>
-                <w:b w:val="0"/>
-                <w:i w:val="0"/>
-                <w:sz w:val="17"/>
-              </w:rPr>
-              <w:t>overdue_interest</w:t>
-            </w:r>
-            <w:r>
-              <w:rPr>
-                <w:b w:val="0"/>
-                <w:i w:val="0"/>
-                <w:sz w:val="17"/>
-              </w:rPr>
-              <w:t xml:space="preserve"> columns</w:t>
+              <w:t>The build's own schedule-corrected ageing is right and the staging policy is discarding it</w:t>
             </w:r>
           </w:p>
         </w:tc>
@@ -1470,7 +1643,7 @@
                 <w:i w:val="0"/>
                 <w:sz w:val="17"/>
               </w:rPr>
-              <w:t>Checked across all 108 workbook facilities</w:t>
+              <w:t>Independent ledger/chart reconstruction by Codex and Copilot for all 26 originally unexplained facilities</w:t>
             </w:r>
           </w:p>
         </w:tc>
@@ -1491,7 +1664,7 @@
                 <w:i w:val="0"/>
                 <w:sz w:val="17"/>
               </w:rPr>
-              <w:t>Zero for every single row in the entire workbook — a dead, unpopulated column</w:t>
+              <w:t>Matches the workbook on 5 of 26 (section 5.3); still disagrees on 18 of the remaining 21 chart-backed facilities, and 3 have no chart available</w:t>
             </w:r>
           </w:p>
         </w:tc>
@@ -1517,41 +1690,7 @@
                 <w:i w:val="0"/>
                 <w:sz w:val="17"/>
               </w:rPr>
-              <w:t xml:space="preserve">A manual bracket override by MAIIC (the workbook's </w:t>
-            </w:r>
-            <w:r>
-              <w:rPr>
-                <w:rFonts w:ascii="Consolas" w:hAnsi="Consolas"/>
-                <w:b w:val="0"/>
-                <w:i w:val="0"/>
-                <w:sz w:val="17"/>
-              </w:rPr>
-              <w:t>age_bracket_old</w:t>
-            </w:r>
-            <w:r>
-              <w:rPr>
-                <w:b w:val="0"/>
-                <w:i w:val="0"/>
-                <w:sz w:val="17"/>
-              </w:rPr>
-              <w:t xml:space="preserve"> vs </w:t>
-            </w:r>
-            <w:r>
-              <w:rPr>
-                <w:rFonts w:ascii="Consolas" w:hAnsi="Consolas"/>
-                <w:b w:val="0"/>
-                <w:i w:val="0"/>
-                <w:sz w:val="17"/>
-              </w:rPr>
-              <w:t>age_bracket_revised</w:t>
-            </w:r>
-            <w:r>
-              <w:rPr>
-                <w:b w:val="0"/>
-                <w:i w:val="0"/>
-                <w:sz w:val="17"/>
-              </w:rPr>
-              <w:t xml:space="preserve"> columns)</w:t>
+              <w:t>A stale or wrong maturity date</w:t>
             </w:r>
           </w:p>
         </w:tc>
@@ -1572,7 +1711,7 @@
                 <w:i w:val="0"/>
                 <w:sz w:val="17"/>
               </w:rPr>
-              <w:t>Compared old and revised for all 36</w:t>
+              <w:t>Compared the system's due date against the workbook's own maturity_date column for all 36</w:t>
             </w:r>
           </w:p>
         </w:tc>
@@ -1593,23 +1732,7 @@
                 <w:i w:val="0"/>
                 <w:sz w:val="17"/>
               </w:rPr>
-              <w:t xml:space="preserve">Identical for every one — these loans were never touched by whatever process revised 23 </w:t>
-            </w:r>
-            <w:r>
-              <w:rPr>
-                <w:b w:val="0"/>
-                <w:i/>
-                <w:sz w:val="17"/>
-              </w:rPr>
-              <w:t>other</w:t>
-            </w:r>
-            <w:r>
-              <w:rPr>
-                <w:b w:val="0"/>
-                <w:i w:val="0"/>
-                <w:sz w:val="17"/>
-              </w:rPr>
-              <w:t xml:space="preserve"> loans</w:t>
+              <w:t>Only 1 shows a material gap; the rest are close or identical</w:t>
             </w:r>
           </w:p>
         </w:tc>
@@ -1635,7 +1758,41 @@
                 <w:i w:val="0"/>
                 <w:sz w:val="17"/>
               </w:rPr>
-              <w:t>A shared product line, industry, or portfolio</w:t>
+              <w:t xml:space="preserve">The workbook's </w:t>
+            </w:r>
+            <w:r>
+              <w:rPr>
+                <w:rFonts w:ascii="Consolas" w:hAnsi="Consolas"/>
+                <w:b w:val="0"/>
+                <w:i w:val="0"/>
+                <w:sz w:val="17"/>
+              </w:rPr>
+              <w:t>overdue_principal</w:t>
+            </w:r>
+            <w:r>
+              <w:rPr>
+                <w:b w:val="0"/>
+                <w:i w:val="0"/>
+                <w:sz w:val="17"/>
+              </w:rPr>
+              <w:t xml:space="preserve"> / </w:t>
+            </w:r>
+            <w:r>
+              <w:rPr>
+                <w:rFonts w:ascii="Consolas" w:hAnsi="Consolas"/>
+                <w:b w:val="0"/>
+                <w:i w:val="0"/>
+                <w:sz w:val="17"/>
+              </w:rPr>
+              <w:t>overdue_interest</w:t>
+            </w:r>
+            <w:r>
+              <w:rPr>
+                <w:b w:val="0"/>
+                <w:i w:val="0"/>
+                <w:sz w:val="17"/>
+              </w:rPr>
+              <w:t xml:space="preserve"> columns</w:t>
             </w:r>
           </w:p>
         </w:tc>
@@ -1656,7 +1813,7 @@
                 <w:i w:val="0"/>
                 <w:sz w:val="17"/>
               </w:rPr>
-              <w:t>Grouped all 36 by product group and industry code</w:t>
+              <w:t>Checked across all 108 workbook facilities</w:t>
             </w:r>
           </w:p>
         </w:tc>
@@ -1677,7 +1834,7 @@
                 <w:i w:val="0"/>
                 <w:sz w:val="17"/>
               </w:rPr>
-              <w:t>Spread across MAIIC and FInES, agricultural, industrial, manufacturing, construction, services — no pattern</w:t>
+              <w:t>Zero for every single row in the entire workbook — a dead, unpopulated column</w:t>
             </w:r>
           </w:p>
         </w:tc>
@@ -1703,7 +1860,41 @@
                 <w:i w:val="0"/>
                 <w:sz w:val="17"/>
               </w:rPr>
-              <w:t>Business unit or S&amp;P-style credit grade</w:t>
+              <w:t xml:space="preserve">A manual bracket override by MAIIC (the workbook's </w:t>
+            </w:r>
+            <w:r>
+              <w:rPr>
+                <w:rFonts w:ascii="Consolas" w:hAnsi="Consolas"/>
+                <w:b w:val="0"/>
+                <w:i w:val="0"/>
+                <w:sz w:val="17"/>
+              </w:rPr>
+              <w:t>age_bracket_old</w:t>
+            </w:r>
+            <w:r>
+              <w:rPr>
+                <w:b w:val="0"/>
+                <w:i w:val="0"/>
+                <w:sz w:val="17"/>
+              </w:rPr>
+              <w:t xml:space="preserve"> vs </w:t>
+            </w:r>
+            <w:r>
+              <w:rPr>
+                <w:rFonts w:ascii="Consolas" w:hAnsi="Consolas"/>
+                <w:b w:val="0"/>
+                <w:i w:val="0"/>
+                <w:sz w:val="17"/>
+              </w:rPr>
+              <w:t>age_bracket_revised</w:t>
+            </w:r>
+            <w:r>
+              <w:rPr>
+                <w:b w:val="0"/>
+                <w:i w:val="0"/>
+                <w:sz w:val="17"/>
+              </w:rPr>
+              <w:t xml:space="preserve"> columns)</w:t>
             </w:r>
           </w:p>
         </w:tc>
@@ -1724,41 +1915,7 @@
                 <w:i w:val="0"/>
                 <w:sz w:val="17"/>
               </w:rPr>
-              <w:t xml:space="preserve">Checked the workbook's </w:t>
-            </w:r>
-            <w:r>
-              <w:rPr>
-                <w:rFonts w:ascii="Consolas" w:hAnsi="Consolas"/>
-                <w:b w:val="0"/>
-                <w:i w:val="0"/>
-                <w:sz w:val="17"/>
-              </w:rPr>
-              <w:t>business_unit</w:t>
-            </w:r>
-            <w:r>
-              <w:rPr>
-                <w:b w:val="0"/>
-                <w:i w:val="0"/>
-                <w:sz w:val="17"/>
-              </w:rPr>
-              <w:t xml:space="preserve"> and </w:t>
-            </w:r>
-            <w:r>
-              <w:rPr>
-                <w:rFonts w:ascii="Consolas" w:hAnsi="Consolas"/>
-                <w:b w:val="0"/>
-                <w:i w:val="0"/>
-                <w:sz w:val="17"/>
-              </w:rPr>
-              <w:t>classification</w:t>
-            </w:r>
-            <w:r>
-              <w:rPr>
-                <w:b w:val="0"/>
-                <w:i w:val="0"/>
-                <w:sz w:val="17"/>
-              </w:rPr>
-              <w:t xml:space="preserve"> columns</w:t>
+              <w:t>Compared old and revised for all 36</w:t>
             </w:r>
           </w:p>
         </w:tc>
@@ -1775,12 +1932,19 @@
             </w:r>
             <w:r>
               <w:rPr>
-                <w:rFonts w:ascii="Consolas" w:hAnsi="Consolas"/>
                 <w:b w:val="0"/>
                 <w:i w:val="0"/>
                 <w:sz w:val="17"/>
               </w:rPr>
-              <w:t>business_unit</w:t>
+              <w:t xml:space="preserve">Identical for every one — these loans were never touched by whatever process revised 23 </w:t>
+            </w:r>
+            <w:r>
+              <w:rPr>
+                <w:b w:val="0"/>
+                <w:i/>
+                <w:sz w:val="17"/>
+              </w:rPr>
+              <w:t>other</w:t>
             </w:r>
             <w:r>
               <w:rPr>
@@ -1788,24 +1952,7 @@
                 <w:i w:val="0"/>
                 <w:sz w:val="17"/>
               </w:rPr>
-              <w:t xml:space="preserve"> is identical ("CORPORATE BANKING") for all 108 workbook rows, not just the 36; </w:t>
-            </w:r>
-            <w:r>
-              <w:rPr>
-                <w:rFonts w:ascii="Consolas" w:hAnsi="Consolas"/>
-                <w:b w:val="0"/>
-                <w:i w:val="0"/>
-                <w:sz w:val="17"/>
-              </w:rPr>
-              <w:t>classification</w:t>
-            </w:r>
-            <w:r>
-              <w:rPr>
-                <w:b w:val="0"/>
-                <w:i w:val="0"/>
-                <w:sz w:val="17"/>
-              </w:rPr>
-              <w:t xml:space="preserve"> is a mix in both the matched and mismatched groups</w:t>
+              <w:t xml:space="preserve"> loans</w:t>
             </w:r>
           </w:p>
         </w:tc>
@@ -1831,7 +1978,7 @@
                 <w:i w:val="0"/>
                 <w:sz w:val="17"/>
               </w:rPr>
-              <w:t>The workbook's finer ageing columns (181-270, 271-360, above-360 days) left blank</w:t>
+              <w:t>A shared product line, industry, or portfolio</w:t>
             </w:r>
           </w:p>
         </w:tc>
@@ -1852,7 +1999,7 @@
                 <w:i w:val="0"/>
                 <w:sz w:val="17"/>
               </w:rPr>
-              <w:t>Checked blank vs populated for both groups</w:t>
+              <w:t>Grouped all 36 by product group and industry code</w:t>
             </w:r>
           </w:p>
         </w:tc>
@@ -1873,7 +2020,7 @@
                 <w:i w:val="0"/>
                 <w:sz w:val="17"/>
               </w:rPr>
-              <w:t>Blank for all 108 rows, matched and mismatched alike — another unused column</w:t>
+              <w:t>Spread across MAIIC and FInES, agricultural, industrial, manufacturing, construction, services — no pattern</w:t>
             </w:r>
           </w:p>
         </w:tc>
@@ -1899,7 +2046,7 @@
                 <w:i w:val="0"/>
                 <w:sz w:val="17"/>
               </w:rPr>
-              <w:t>The workbook used an earlier, mid-December pull, not month-end</w:t>
+              <w:t>Business unit or S&amp;P-style credit grade</w:t>
             </w:r>
           </w:p>
         </w:tc>
@@ -1920,7 +2067,41 @@
                 <w:i w:val="0"/>
                 <w:sz w:val="17"/>
               </w:rPr>
-              <w:t>Checked the landing zone for any ASONDATE other than 31 December 2025</w:t>
+              <w:t xml:space="preserve">Checked the workbook's </w:t>
+            </w:r>
+            <w:r>
+              <w:rPr>
+                <w:rFonts w:ascii="Consolas" w:hAnsi="Consolas"/>
+                <w:b w:val="0"/>
+                <w:i w:val="0"/>
+                <w:sz w:val="17"/>
+              </w:rPr>
+              <w:t>business_unit</w:t>
+            </w:r>
+            <w:r>
+              <w:rPr>
+                <w:b w:val="0"/>
+                <w:i w:val="0"/>
+                <w:sz w:val="17"/>
+              </w:rPr>
+              <w:t xml:space="preserve"> and </w:t>
+            </w:r>
+            <w:r>
+              <w:rPr>
+                <w:rFonts w:ascii="Consolas" w:hAnsi="Consolas"/>
+                <w:b w:val="0"/>
+                <w:i w:val="0"/>
+                <w:sz w:val="17"/>
+              </w:rPr>
+              <w:t>classification</w:t>
+            </w:r>
+            <w:r>
+              <w:rPr>
+                <w:b w:val="0"/>
+                <w:i w:val="0"/>
+                <w:sz w:val="17"/>
+              </w:rPr>
+              <w:t xml:space="preserve"> columns</w:t>
             </w:r>
           </w:p>
         </w:tc>
@@ -1937,11 +2118,37 @@
             </w:r>
             <w:r>
               <w:rPr>
+                <w:rFonts w:ascii="Consolas" w:hAnsi="Consolas"/>
                 <w:b w:val="0"/>
                 <w:i w:val="0"/>
                 <w:sz w:val="17"/>
               </w:rPr>
-              <w:t>None exists to test against; moot regardless, since these loans' overdue dates are months to years old</w:t>
+              <w:t>business_unit</w:t>
+            </w:r>
+            <w:r>
+              <w:rPr>
+                <w:b w:val="0"/>
+                <w:i w:val="0"/>
+                <w:sz w:val="17"/>
+              </w:rPr>
+              <w:t xml:space="preserve"> is identical ("CORPORATE BANKING") for all 108 workbook rows, not just the 36; </w:t>
+            </w:r>
+            <w:r>
+              <w:rPr>
+                <w:rFonts w:ascii="Consolas" w:hAnsi="Consolas"/>
+                <w:b w:val="0"/>
+                <w:i w:val="0"/>
+                <w:sz w:val="17"/>
+              </w:rPr>
+              <w:t>classification</w:t>
+            </w:r>
+            <w:r>
+              <w:rPr>
+                <w:b w:val="0"/>
+                <w:i w:val="0"/>
+                <w:sz w:val="17"/>
+              </w:rPr>
+              <w:t xml:space="preserve"> is a mix in both the matched and mismatched groups</w:t>
             </w:r>
           </w:p>
         </w:tc>
@@ -1967,7 +2174,7 @@
                 <w:i w:val="0"/>
                 <w:sz w:val="17"/>
               </w:rPr>
-              <w:t>A false name/balance match in the comparison tool</w:t>
+              <w:t>The workbook's finer ageing columns (181-270, 271-360, above-360 days) left blank</w:t>
             </w:r>
           </w:p>
         </w:tc>
@@ -1988,7 +2195,7 @@
                 <w:i w:val="0"/>
                 <w:sz w:val="17"/>
               </w:rPr>
-              <w:t>Checked customer names directly for the sample</w:t>
+              <w:t>Checked blank vs populated for both groups</w:t>
             </w:r>
           </w:p>
         </w:tc>
@@ -2009,7 +2216,7 @@
                 <w:i w:val="0"/>
                 <w:sz w:val="17"/>
               </w:rPr>
-              <w:t>Exact matches confirmed; the pairing is correct</w:t>
+              <w:t>Blank for all 108 rows, matched and mismatched alike — another unused column</w:t>
             </w:r>
           </w:p>
         </w:tc>
@@ -2035,7 +2242,7 @@
                 <w:i w:val="0"/>
                 <w:sz w:val="17"/>
               </w:rPr>
-              <w:t>A cross-month date-jump defect (section 5.2)</w:t>
+              <w:t>The workbook used an earlier, mid-December pull, not month-end</w:t>
             </w:r>
           </w:p>
         </w:tc>
@@ -2056,24 +2263,7 @@
                 <w:i w:val="0"/>
                 <w:sz w:val="17"/>
               </w:rPr>
-              <w:t xml:space="preserve">Traced </w:t>
-            </w:r>
-            <w:r>
-              <w:rPr>
-                <w:rFonts w:ascii="Consolas" w:hAnsi="Consolas"/>
-                <w:b w:val="0"/>
-                <w:i w:val="0"/>
-                <w:sz w:val="17"/>
-              </w:rPr>
-              <w:t>overdue_principal_date</w:t>
-            </w:r>
-            <w:r>
-              <w:rPr>
-                <w:b w:val="0"/>
-                <w:i w:val="0"/>
-                <w:sz w:val="17"/>
-              </w:rPr>
-              <w:t xml:space="preserve"> for all 36 from loan inception to December 2025</w:t>
+              <w:t>Checked the landing zone for any ASONDATE other than 31 December 2025</w:t>
             </w:r>
           </w:p>
         </w:tc>
@@ -2094,7 +2284,296 @@
                 <w:i w:val="0"/>
                 <w:sz w:val="17"/>
               </w:rPr>
-              <w:t>Explains 6 of 36; the other 30 show no anomaly anywhere in their history</w:t>
+              <w:t>None exists to test against; moot regardless, since these loans' overdue dates are months to years old</w:t>
+            </w:r>
+          </w:p>
+        </w:tc>
+      </w:tr>
+      <w:tr>
+        <w:trPr>
+          <w:cantSplit/>
+        </w:trPr>
+        <w:tc>
+          <w:tcPr>
+            <w:tcW w:type="dxa" w:w="3324"/>
+          </w:tcPr>
+          <w:p>
+            <w:r>
+              <w:rPr>
+                <w:b w:val="0"/>
+                <w:sz w:val="17"/>
+              </w:rPr>
+            </w:r>
+            <w:r>
+              <w:rPr>
+                <w:b w:val="0"/>
+                <w:i w:val="0"/>
+                <w:sz w:val="17"/>
+              </w:rPr>
+              <w:t>A false name/balance match in the comparison tool</w:t>
+            </w:r>
+          </w:p>
+        </w:tc>
+        <w:tc>
+          <w:tcPr>
+            <w:tcW w:type="dxa" w:w="3324"/>
+          </w:tcPr>
+          <w:p>
+            <w:r>
+              <w:rPr>
+                <w:b w:val="0"/>
+                <w:sz w:val="17"/>
+              </w:rPr>
+            </w:r>
+            <w:r>
+              <w:rPr>
+                <w:b w:val="0"/>
+                <w:i w:val="0"/>
+                <w:sz w:val="17"/>
+              </w:rPr>
+              <w:t>Checked customer names directly for the sample</w:t>
+            </w:r>
+          </w:p>
+        </w:tc>
+        <w:tc>
+          <w:tcPr>
+            <w:tcW w:type="dxa" w:w="3324"/>
+          </w:tcPr>
+          <w:p>
+            <w:r>
+              <w:rPr>
+                <w:b w:val="0"/>
+                <w:sz w:val="17"/>
+              </w:rPr>
+            </w:r>
+            <w:r>
+              <w:rPr>
+                <w:b w:val="0"/>
+                <w:i w:val="0"/>
+                <w:sz w:val="17"/>
+              </w:rPr>
+              <w:t>Exact matches confirmed; the pairing is correct</w:t>
+            </w:r>
+          </w:p>
+        </w:tc>
+      </w:tr>
+      <w:tr>
+        <w:trPr>
+          <w:cantSplit/>
+        </w:trPr>
+        <w:tc>
+          <w:tcPr>
+            <w:tcW w:type="dxa" w:w="3324"/>
+          </w:tcPr>
+          <w:p>
+            <w:r>
+              <w:rPr>
+                <w:b w:val="0"/>
+                <w:sz w:val="17"/>
+              </w:rPr>
+            </w:r>
+            <w:r>
+              <w:rPr>
+                <w:b w:val="0"/>
+                <w:i w:val="0"/>
+                <w:sz w:val="17"/>
+              </w:rPr>
+              <w:t>A cross-month date-jump defect (section 5.2)</w:t>
+            </w:r>
+          </w:p>
+        </w:tc>
+        <w:tc>
+          <w:tcPr>
+            <w:tcW w:type="dxa" w:w="3324"/>
+          </w:tcPr>
+          <w:p>
+            <w:r>
+              <w:rPr>
+                <w:b w:val="0"/>
+                <w:sz w:val="17"/>
+              </w:rPr>
+            </w:r>
+            <w:r>
+              <w:rPr>
+                <w:b w:val="0"/>
+                <w:i w:val="0"/>
+                <w:sz w:val="17"/>
+              </w:rPr>
+              <w:t xml:space="preserve">Traced </w:t>
+            </w:r>
+            <w:r>
+              <w:rPr>
+                <w:rFonts w:ascii="Consolas" w:hAnsi="Consolas"/>
+                <w:b w:val="0"/>
+                <w:i w:val="0"/>
+                <w:sz w:val="17"/>
+              </w:rPr>
+              <w:t>overdue_principal_date</w:t>
+            </w:r>
+            <w:r>
+              <w:rPr>
+                <w:b w:val="0"/>
+                <w:i w:val="0"/>
+                <w:sz w:val="17"/>
+              </w:rPr>
+              <w:t xml:space="preserve"> for all 36 from loan inception to December 2025</w:t>
+            </w:r>
+          </w:p>
+        </w:tc>
+        <w:tc>
+          <w:tcPr>
+            <w:tcW w:type="dxa" w:w="3324"/>
+          </w:tcPr>
+          <w:p>
+            <w:r>
+              <w:rPr>
+                <w:b w:val="0"/>
+                <w:sz w:val="17"/>
+              </w:rPr>
+            </w:r>
+            <w:r>
+              <w:rPr>
+                <w:b w:val="0"/>
+                <w:i w:val="0"/>
+                <w:sz w:val="17"/>
+              </w:rPr>
+              <w:t>Explains 6 of 36</w:t>
+            </w:r>
+          </w:p>
+        </w:tc>
+      </w:tr>
+      <w:tr>
+        <w:trPr>
+          <w:cantSplit/>
+        </w:trPr>
+        <w:tc>
+          <w:tcPr>
+            <w:tcW w:type="dxa" w:w="3324"/>
+          </w:tcPr>
+          <w:p>
+            <w:r>
+              <w:rPr>
+                <w:b w:val="0"/>
+                <w:sz w:val="17"/>
+              </w:rPr>
+            </w:r>
+            <w:r>
+              <w:rPr>
+                <w:b w:val="0"/>
+                <w:i w:val="0"/>
+                <w:sz w:val="17"/>
+              </w:rPr>
+              <w:t>The build's ledger-derived schedule already knows better (section 5.3)</w:t>
+            </w:r>
+          </w:p>
+        </w:tc>
+        <w:tc>
+          <w:tcPr>
+            <w:tcW w:type="dxa" w:w="3324"/>
+          </w:tcPr>
+          <w:p>
+            <w:r>
+              <w:rPr>
+                <w:b w:val="0"/>
+                <w:sz w:val="17"/>
+              </w:rPr>
+            </w:r>
+            <w:r>
+              <w:rPr>
+                <w:b w:val="0"/>
+                <w:i w:val="0"/>
+                <w:sz w:val="17"/>
+              </w:rPr>
+              <w:t>Independent reconstruction by Codex and Copilot</w:t>
+            </w:r>
+          </w:p>
+        </w:tc>
+        <w:tc>
+          <w:tcPr>
+            <w:tcW w:type="dxa" w:w="3324"/>
+          </w:tcPr>
+          <w:p>
+            <w:r>
+              <w:rPr>
+                <w:b w:val="0"/>
+                <w:sz w:val="17"/>
+              </w:rPr>
+            </w:r>
+            <w:r>
+              <w:rPr>
+                <w:b w:val="0"/>
+                <w:i w:val="0"/>
+                <w:sz w:val="17"/>
+              </w:rPr>
+              <w:t>Explains 5 of 36</w:t>
+            </w:r>
+          </w:p>
+        </w:tc>
+      </w:tr>
+      <w:tr>
+        <w:trPr>
+          <w:cantSplit/>
+        </w:trPr>
+        <w:tc>
+          <w:tcPr>
+            <w:tcW w:type="dxa" w:w="3324"/>
+          </w:tcPr>
+          <w:p>
+            <w:r>
+              <w:rPr>
+                <w:b w:val="0"/>
+                <w:sz w:val="17"/>
+              </w:rPr>
+            </w:r>
+            <w:r>
+              <w:rPr>
+                <w:b w:val="0"/>
+                <w:i w:val="0"/>
+                <w:sz w:val="17"/>
+              </w:rPr>
+              <w:t>The system's own conflict check, run fresh rather than trusted from this document's first draft (section 5.4)</w:t>
+            </w:r>
+          </w:p>
+        </w:tc>
+        <w:tc>
+          <w:tcPr>
+            <w:tcW w:type="dxa" w:w="3324"/>
+          </w:tcPr>
+          <w:p>
+            <w:r>
+              <w:rPr>
+                <w:b w:val="0"/>
+                <w:sz w:val="17"/>
+              </w:rPr>
+            </w:r>
+            <w:r>
+              <w:rPr>
+                <w:b w:val="0"/>
+                <w:i w:val="0"/>
+                <w:sz w:val="17"/>
+              </w:rPr>
+              <w:t>Re-ran the current build against all 36 and read the actual flag</w:t>
+            </w:r>
+          </w:p>
+        </w:tc>
+        <w:tc>
+          <w:tcPr>
+            <w:tcW w:type="dxa" w:w="3324"/>
+          </w:tcPr>
+          <w:p>
+            <w:r>
+              <w:rPr>
+                <w:b w:val="0"/>
+                <w:sz w:val="17"/>
+              </w:rPr>
+            </w:r>
+            <w:r>
+              <w:rPr>
+                <w:b w:val="0"/>
+                <w:i w:val="0"/>
+                <w:sz w:val="17"/>
+              </w:rPr>
+              <w:t>Explains 9 of 36</w:t>
             </w:r>
           </w:p>
         </w:tc>
@@ -2111,7 +2590,7 @@
           <w:b w:val="0"/>
           <w:i w:val="0"/>
         </w:rPr>
-        <w:t>No further hypothesis remains to test from the data available. The paste-as-values export of the workbook (</w:t>
+        <w:t>No further hypothesis remains to test from the data this investigation has access to. The paste-as-values export of the workbook (</w:t>
       </w:r>
       <w:r>
         <w:rPr>
@@ -2127,7 +2606,7 @@
           <w:b w:val="0"/>
           <w:i w:val="0"/>
         </w:rPr>
-        <w:t>) has its formulas already stripped out, so whatever actually determined these 26 loans' brackets is not visible in anything this investigation can read.</w:t>
+        <w:t>) has its formulas already stripped out, so whatever actually determined the still-unexplained 13 loans' brackets is not visible in anything read so far. One matching caveat, raised by Codex: the "107 matched" figure in section 4 is not all exact name-and-balance matches — 90 matched on name and balance, 15 matched on a unique exact balance where the name differs, and 2 matched on name alone with the nearest balance. One of those two name-only matches, MUSECO (104420000005), has a workbook balance of zero against the system's 138,135,680.80 — a population or matching question in its own right, separate from the ageing question, and worth raising with Finance alongside everything else.</w:t>
       </w:r>
     </w:p>
     <w:p>
@@ -2148,7 +2627,7 @@
           <w:b w:val="0"/>
           <w:i w:val="0"/>
         </w:rPr>
-        <w:t xml:space="preserve">Contract numbers are the system's own (the workbook masks customer ids; matching was by exact name and balance). "Days" is the system's </w:t>
+        <w:t xml:space="preserve">Contract numbers are the system's own (the workbook masks customer ids). "Days" is the system's </w:t>
       </w:r>
       <w:r>
         <w:rPr>
@@ -2164,7 +2643,23 @@
           <w:b w:val="0"/>
           <w:i w:val="0"/>
         </w:rPr>
-        <w:t xml:space="preserve"> for December 2025 under the single-ladder policy in force.</w:t>
+        <w:t xml:space="preserve"> for December 2025 under the single-ladder policy in force. The complete, machine-generated version of this table, with the original system bracket stated in every row's own comment, is </w:t>
+      </w:r>
+      <w:r>
+        <w:rPr>
+          <w:rFonts w:ascii="Consolas" w:hAnsi="Consolas"/>
+          <w:b w:val="0"/>
+          <w:i w:val="0"/>
+          <w:sz w:val="18"/>
+        </w:rPr>
+        <w:t>docs/bootstrap/models/Finance Ageing Overlay - December 2025.csv</w:t>
+      </w:r>
+      <w:r>
+        <w:rPr>
+          <w:b w:val="0"/>
+          <w:i w:val="0"/>
+        </w:rPr>
+        <w:t>.</w:t>
       </w:r>
     </w:p>
     <w:tbl>
@@ -2411,7 +2906,7 @@
                 <w:i w:val="0"/>
                 <w:sz w:val="17"/>
               </w:rPr>
-              <w:t>Self-contradictory buckets + date jump</w:t>
+              <w:t>Conflict + self-contradictory buckets + date jump</w:t>
             </w:r>
           </w:p>
         </w:tc>
@@ -2547,7 +3042,7 @@
                 <w:i w:val="0"/>
                 <w:sz w:val="17"/>
               </w:rPr>
-              <w:t>104420000005</w:t>
+              <w:t>104420000005 (MUSECO)</w:t>
             </w:r>
           </w:p>
         </w:tc>
@@ -2647,7 +3142,7 @@
                 <w:i w:val="0"/>
                 <w:sz w:val="17"/>
               </w:rPr>
-              <w:t xml:space="preserve"> overdue)</w:t>
+              <w:t xml:space="preserve"> overdue; also a balance-matching caveat, see section 7)</w:t>
             </w:r>
           </w:p>
         </w:tc>
@@ -2977,7 +3472,7 @@
                 <w:i w:val="0"/>
                 <w:sz w:val="17"/>
               </w:rPr>
-              <w:t>— unexplained</w:t>
+              <w:t>— unexplained (ledger reconstruction tried, still disagrees)</w:t>
             </w:r>
           </w:p>
         </w:tc>
@@ -3307,7 +3802,7 @@
                 <w:i w:val="0"/>
                 <w:sz w:val="17"/>
               </w:rPr>
-              <w:t>— unexplained</w:t>
+              <w:t>— unexplained (ledger reconstruction tried, still disagrees)</w:t>
             </w:r>
           </w:p>
         </w:tc>
@@ -3443,7 +3938,7 @@
                 <w:i w:val="0"/>
                 <w:sz w:val="17"/>
               </w:rPr>
-              <w:t>104460000059</w:t>
+              <w:t>104460000059 (BenCal)</w:t>
             </w:r>
           </w:p>
         </w:tc>
@@ -3523,11 +4018,11 @@
             </w:r>
             <w:r>
               <w:rPr>
-                <w:b w:val="0"/>
+                <w:b/>
                 <w:i w:val="0"/>
                 <w:sz w:val="17"/>
               </w:rPr>
-              <w:t>— unexplained</w:t>
+              <w:t>Ledger/chart reconstruction matches the workbook (0 days)</w:t>
             </w:r>
           </w:p>
         </w:tc>
@@ -3663,7 +4158,7 @@
                 <w:i w:val="0"/>
                 <w:sz w:val="17"/>
               </w:rPr>
-              <w:t>104460000066</w:t>
+              <w:t>104460000066 (Mphanga)</w:t>
             </w:r>
           </w:p>
         </w:tc>
@@ -3743,11 +4238,11 @@
             </w:r>
             <w:r>
               <w:rPr>
-                <w:b w:val="0"/>
+                <w:b/>
                 <w:i w:val="0"/>
                 <w:sz w:val="17"/>
               </w:rPr>
-              <w:t>— unexplained</w:t>
+              <w:t>Ledger/chart reconstruction matches the workbook (0 days)</w:t>
             </w:r>
           </w:p>
         </w:tc>
@@ -4119,7 +4614,7 @@
                 <w:i w:val="0"/>
                 <w:sz w:val="17"/>
               </w:rPr>
-              <w:t>104450000074</w:t>
+              <w:t>104450000074 (Pamela)</w:t>
             </w:r>
           </w:p>
         </w:tc>
@@ -4199,11 +4694,11 @@
             </w:r>
             <w:r>
               <w:rPr>
-                <w:b w:val="0"/>
+                <w:b/>
                 <w:i w:val="0"/>
                 <w:sz w:val="17"/>
               </w:rPr>
-              <w:t>— unexplained</w:t>
+              <w:t>Ledger/chart reconstruction matches the workbook (0 days)</w:t>
             </w:r>
           </w:p>
         </w:tc>
@@ -4449,7 +4944,7 @@
                 <w:i w:val="0"/>
                 <w:sz w:val="17"/>
               </w:rPr>
-              <w:t>104450000060</w:t>
+              <w:t>104450000060 (Chuma)</w:t>
             </w:r>
           </w:p>
         </w:tc>
@@ -4529,11 +5024,11 @@
             </w:r>
             <w:r>
               <w:rPr>
-                <w:b w:val="0"/>
+                <w:b/>
                 <w:i w:val="0"/>
                 <w:sz w:val="17"/>
               </w:rPr>
-              <w:t>— unexplained</w:t>
+              <w:t>Ledger/chart reconstruction matches the workbook (0 days)</w:t>
             </w:r>
           </w:p>
         </w:tc>
@@ -5099,7 +5594,7 @@
                 <w:i w:val="0"/>
                 <w:sz w:val="17"/>
               </w:rPr>
-              <w:t>— unexplained</w:t>
+              <w:t>Conflict (section 6.1)</w:t>
             </w:r>
           </w:p>
         </w:tc>
@@ -5319,7 +5814,7 @@
                 <w:i w:val="0"/>
                 <w:sz w:val="17"/>
               </w:rPr>
-              <w:t>— unexplained</w:t>
+              <w:t>Conflict (section 6.1)</w:t>
             </w:r>
           </w:p>
         </w:tc>
@@ -5429,7 +5924,7 @@
                 <w:i w:val="0"/>
                 <w:sz w:val="17"/>
               </w:rPr>
-              <w:t>— unexplained</w:t>
+              <w:t>No chart available to reconstruct against</w:t>
             </w:r>
           </w:p>
         </w:tc>
@@ -5455,7 +5950,7 @@
                 <w:i w:val="0"/>
                 <w:sz w:val="17"/>
               </w:rPr>
-              <w:t>104430000070</w:t>
+              <w:t>104430000070 (Ebenezer)</w:t>
             </w:r>
           </w:p>
         </w:tc>
@@ -5539,7 +6034,7 @@
                 <w:i w:val="0"/>
                 <w:sz w:val="17"/>
               </w:rPr>
-              <w:t>— unexplained</w:t>
+              <w:t>Conflict (section 6.1)</w:t>
             </w:r>
           </w:p>
         </w:tc>
@@ -5649,7 +6144,7 @@
                 <w:i w:val="0"/>
                 <w:sz w:val="17"/>
               </w:rPr>
-              <w:t>— unexplained</w:t>
+              <w:t>Conflict (section 6.1)</w:t>
             </w:r>
           </w:p>
         </w:tc>
@@ -5869,7 +6364,7 @@
                 <w:i w:val="0"/>
                 <w:sz w:val="17"/>
               </w:rPr>
-              <w:t>— unexplained</w:t>
+              <w:t>No chart available to reconstruct against</w:t>
             </w:r>
           </w:p>
         </w:tc>
@@ -5979,7 +6474,7 @@
                 <w:i w:val="0"/>
                 <w:sz w:val="17"/>
               </w:rPr>
-              <w:t>— unexplained</w:t>
+              <w:t>No chart available to reconstruct against</w:t>
             </w:r>
           </w:p>
         </w:tc>
@@ -6089,7 +6584,7 @@
                 <w:i w:val="0"/>
                 <w:sz w:val="17"/>
               </w:rPr>
-              <w:t>— unexplained</w:t>
+              <w:t>Conflict (section 6.1)</w:t>
             </w:r>
           </w:p>
         </w:tc>
@@ -6115,7 +6610,7 @@
                 <w:i w:val="0"/>
                 <w:sz w:val="17"/>
               </w:rPr>
-              <w:t>104430000087</w:t>
+              <w:t>104430000087 (JAT)</w:t>
             </w:r>
           </w:p>
         </w:tc>
@@ -6195,27 +6690,11 @@
             </w:r>
             <w:r>
               <w:rPr>
-                <w:b w:val="0"/>
+                <w:b/>
                 <w:i w:val="0"/>
                 <w:sz w:val="17"/>
               </w:rPr>
-              <w:t xml:space="preserve">— unexplained (system </w:t>
-            </w:r>
-            <w:r>
-              <w:rPr>
-                <w:b w:val="0"/>
-                <w:i/>
-                <w:sz w:val="17"/>
-              </w:rPr>
-              <w:t>less</w:t>
-            </w:r>
-            <w:r>
-              <w:rPr>
-                <w:b w:val="0"/>
-                <w:i w:val="0"/>
-                <w:sz w:val="17"/>
-              </w:rPr>
-              <w:t xml:space="preserve"> overdue)</w:t>
+              <w:t>Conflict (section 6.1) + ledger/chart reconstruction matches the workbook (69 days)</w:t>
             </w:r>
           </w:p>
         </w:tc>
@@ -6325,7 +6804,7 @@
                 <w:i w:val="0"/>
                 <w:sz w:val="17"/>
               </w:rPr>
-              <w:t>Date jump</w:t>
+              <w:t>Conflict (section 6.1) + date jump</w:t>
             </w:r>
           </w:p>
         </w:tc>
@@ -6350,7 +6829,21 @@
           <w:b w:val="0"/>
           <w:i w:val="0"/>
         </w:rPr>
-        <w:t>The re-pull fix works, and it is now more careful than it was when first built — it also catches a pull contradicting itself, and a date jumping between months, neither of which the original fix could see. Together the three checks account for 10 of the 36 facilities MAIIC's December 2025 workbook disagrees with the system on.</w:t>
+        <w:t xml:space="preserve">The re-pull fix works, and it is now more careful than it was when first built — it also catches a pull contradicting itself, and a date jumping between months, neither of which the original fix could see. Together with the system's original stable-field conflict check (run fresh, not assumed) and the independent ledger/chart reconstruction, these account for </w:t>
+      </w:r>
+      <w:r>
+        <w:rPr>
+          <w:b/>
+          <w:i w:val="0"/>
+        </w:rPr>
+        <w:t>23 of the 36</w:t>
+      </w:r>
+      <w:r>
+        <w:rPr>
+          <w:b w:val="0"/>
+          <w:i w:val="0"/>
+        </w:rPr>
+        <w:t xml:space="preserve"> facilities MAIIC's December 2025 workbook disagrees with the system on — more than double this document's first draft.</w:t>
       </w:r>
     </w:p>
     <w:p>
@@ -6363,7 +6856,27 @@
           <w:b w:val="0"/>
           <w:i w:val="0"/>
         </w:rPr>
-        <w:t>The other 26 are not a system problem we can find and are not caused by anything this investigation turned up in E-Banker's own extracts. They are loans that, by every record our system holds, have been genuinely overdue for a long time, sometimes over a year, with no gap or inconsistency anywhere in that record — and MAIIC's own December 2025 workbook calls them current regardless. Closing that gap needs an answer from whoever prepared the workbook: what source or method set those 26 loans' brackets. No further work against E-Banker's extracts will find that answer, because the extracts do not disagree with themselves — they consistently say these loans are overdue.</w:t>
+        <w:t>Of those 23, 9 are a known, flagged data disagreement within the month (a person needs to look, but the system is not silently guessing); 7 are the self-contradictory-bucket defect; 6 are the cross-month date-jump defect; and for 5 — JAT, BenCal, Mphanga, Pamela and Chuma — an independent ledger/chart reconstruction lands on the exact same bracket as MAIIC's workbook, while the system's own staging policy is configured to use a less careful count instead of one the build already computes. That last group is real, specific evidence worth a governance decision (section 10) — not proof the policy is wrong everywhere, since the same reconstruction was tried on the other 21 ledger-backed facilities and still disagreed with the workbook on 18 of them.</w:t>
+      </w:r>
+    </w:p>
+    <w:p>
+      <w:pPr>
+        <w:spacing w:after="120"/>
+        <w:jc w:val="both"/>
+      </w:pPr>
+      <w:r>
+        <w:rPr>
+          <w:b/>
+          <w:i w:val="0"/>
+        </w:rPr>
+        <w:t>13 remain genuinely unexplained.</w:t>
+      </w:r>
+      <w:r>
+        <w:rPr>
+          <w:b w:val="0"/>
+          <w:i w:val="0"/>
+        </w:rPr>
+        <w:t xml:space="preserve"> By every record and every reconstruction tried, these loans are overdue — and MAIIC's own December 2025 workbook calls them current regardless. Closing that gap needs an answer from whoever prepared the workbook: what source or method set those 13 loans' brackets. No further work against E-Banker's extracts is likely to find that answer on its own.</w:t>
       </w:r>
     </w:p>
     <w:p>
@@ -6384,7 +6897,7 @@
           <w:b w:val="0"/>
           <w:i w:val="0"/>
         </w:rPr>
-        <w:t xml:space="preserve">Build and test the two further checks in sections 5.1 and 5.2 — </w:t>
+        <w:t xml:space="preserve">Build and test the checks in sections 5.1, 5.2 and 5.4 — </w:t>
       </w:r>
       <w:r>
         <w:rPr>
@@ -6408,10 +6921,17 @@
       </w:pPr>
       <w:r>
         <w:rPr>
+          <w:b/>
+          <w:i w:val="0"/>
+        </w:rPr>
+        <w:t>Do not change the staging policy to prefer the schedule-corrected count over the raw report bucket.</w:t>
+      </w:r>
+      <w:r>
+        <w:rPr>
           <w:b w:val="0"/>
           <w:i w:val="0"/>
         </w:rPr>
-        <w:t>Carry the remaining 26-facility question to MAIIC Finance or Credit directly: ask who prepared the December 2025 workbook's age brackets and from what source, for these 26 facilities by name. That is a fact-finding question for a person, not a further data investigation.</w:t>
+        <w:t xml:space="preserve"> The evidence in section 5.3 is real but partial — it would fix 5 facilities and has no bearing on, or could even be wrong for, the other 21 this investigation could reconstruct a chart for. Whether the policy should ever prefer the schedule-corrected count is a governance decision for Edward and Dr Thom, not something built into this release.</w:t>
       </w:r>
     </w:p>
     <w:p>
@@ -6424,7 +6944,161 @@
           <w:b w:val="0"/>
           <w:i w:val="0"/>
         </w:rPr>
-        <w:t>Hold this note, and the main specification, together as the evidence base for decision 2 of the main specification (Edward's written approval before the fix becomes the new baseline) and for decision 4 (whether this is disclosed anywhere in the financial statements or regulatory return).</w:t>
+        <w:t xml:space="preserve">Instead, a Finance ageing-overlay import was built: </w:t>
+      </w:r>
+      <w:r>
+        <w:rPr>
+          <w:rFonts w:ascii="Consolas" w:hAnsi="Consolas"/>
+          <w:b w:val="0"/>
+          <w:i w:val="0"/>
+          <w:sz w:val="18"/>
+        </w:rPr>
+        <w:t>app/Services/Eir/LoanAgeingOverlayService.php</w:t>
+      </w:r>
+      <w:r>
+        <w:rPr>
+          <w:b w:val="0"/>
+          <w:i w:val="0"/>
+        </w:rPr>
+        <w:t xml:space="preserve">, with </w:t>
+      </w:r>
+      <w:r>
+        <w:rPr>
+          <w:rFonts w:ascii="Consolas" w:hAnsi="Consolas"/>
+          <w:b w:val="0"/>
+          <w:i w:val="0"/>
+          <w:sz w:val="18"/>
+        </w:rPr>
+        <w:t>php artisan eir:import-ageing-overlay</w:t>
+      </w:r>
+      <w:r>
+        <w:rPr>
+          <w:b w:val="0"/>
+          <w:i w:val="0"/>
+        </w:rPr>
+        <w:t xml:space="preserve">. It lets Finance or Credit record their own position on a loan's ageing, with a comment, without changing anything the system calculates — the system's own days and bracket are always kept on the row, stated in the comment itself as well as its own column, so Finance's note can never be read without the figure it is responding to. A backfilled template for exactly the 36 facilities in this investigation, with the reason this document found for each one already written into the comment, is saved at </w:t>
+      </w:r>
+      <w:r>
+        <w:rPr>
+          <w:rFonts w:ascii="Consolas" w:hAnsi="Consolas"/>
+          <w:b w:val="0"/>
+          <w:i w:val="0"/>
+          <w:sz w:val="18"/>
+        </w:rPr>
+        <w:t>docs/bootstrap/models/Finance Ageing Overlay - December 2025.csv</w:t>
+      </w:r>
+      <w:r>
+        <w:rPr>
+          <w:b w:val="0"/>
+          <w:i w:val="0"/>
+        </w:rPr>
+        <w:t xml:space="preserve">. Finance can fill in the blank </w:t>
+      </w:r>
+      <w:r>
+        <w:rPr>
+          <w:rFonts w:ascii="Consolas" w:hAnsi="Consolas"/>
+          <w:b w:val="0"/>
+          <w:i w:val="0"/>
+          <w:sz w:val="18"/>
+        </w:rPr>
+        <w:t>finance_days</w:t>
+      </w:r>
+      <w:r>
+        <w:rPr>
+          <w:b w:val="0"/>
+          <w:i w:val="0"/>
+        </w:rPr>
+        <w:t>/</w:t>
+      </w:r>
+      <w:r>
+        <w:rPr>
+          <w:rFonts w:ascii="Consolas" w:hAnsi="Consolas"/>
+          <w:b w:val="0"/>
+          <w:i w:val="0"/>
+          <w:sz w:val="18"/>
+        </w:rPr>
+        <w:t>finance_bracket</w:t>
+      </w:r>
+      <w:r>
+        <w:rPr>
+          <w:b w:val="0"/>
+          <w:i w:val="0"/>
+        </w:rPr>
+        <w:t>/</w:t>
+      </w:r>
+      <w:r>
+        <w:rPr>
+          <w:rFonts w:ascii="Consolas" w:hAnsi="Consolas"/>
+          <w:b w:val="0"/>
+          <w:i w:val="0"/>
+          <w:sz w:val="18"/>
+        </w:rPr>
+        <w:t>comment</w:t>
+      </w:r>
+      <w:r>
+        <w:rPr>
+          <w:b w:val="0"/>
+          <w:i w:val="0"/>
+        </w:rPr>
+        <w:t xml:space="preserve"> columns and the file can be re-imported as many times as needed; each import replaces the last for the same loan and period.</w:t>
+      </w:r>
+    </w:p>
+    <w:p>
+      <w:pPr>
+        <w:pStyle w:val="ListNumber"/>
+        <w:jc w:val="both"/>
+      </w:pPr>
+      <w:r>
+        <w:rPr>
+          <w:b w:val="0"/>
+          <w:i w:val="0"/>
+        </w:rPr>
+        <w:t>Carry the remaining 13-facility question, and the JAT/BenCal/Mphanga/Pamela/Chuma policy lead, to MAIIC Finance or Credit directly using that file. That is a fact-finding and governance conversation for people, not a further data investigation.</w:t>
+      </w:r>
+    </w:p>
+    <w:p>
+      <w:pPr>
+        <w:pStyle w:val="ListNumber"/>
+        <w:jc w:val="both"/>
+      </w:pPr>
+      <w:r>
+        <w:rPr>
+          <w:b w:val="0"/>
+          <w:i w:val="0"/>
+        </w:rPr>
+        <w:t>Hold this note, the main specification, and the two independent reviews (</w:t>
+      </w:r>
+      <w:r>
+        <w:rPr>
+          <w:rFonts w:ascii="Consolas" w:hAnsi="Consolas"/>
+          <w:b w:val="0"/>
+          <w:i w:val="0"/>
+          <w:sz w:val="18"/>
+        </w:rPr>
+        <w:t>docs/reviews/Codex_Review_December_2025_Loan_Book_Investigation_2026-10-17.md</w:t>
+      </w:r>
+      <w:r>
+        <w:rPr>
+          <w:b w:val="0"/>
+          <w:i w:val="0"/>
+        </w:rPr>
+        <w:t xml:space="preserve">, </w:t>
+      </w:r>
+      <w:r>
+        <w:rPr>
+          <w:rFonts w:ascii="Consolas" w:hAnsi="Consolas"/>
+          <w:b w:val="0"/>
+          <w:i w:val="0"/>
+          <w:sz w:val="18"/>
+        </w:rPr>
+        <w:t>docs/reviews/Copilot_Review_December_2025_Loan_Book_Investigation_2026-10-17.md</w:t>
+      </w:r>
+      <w:r>
+        <w:rPr>
+          <w:b w:val="0"/>
+          <w:i w:val="0"/>
+        </w:rPr>
+        <w:t>) together as the evidence base for decision 2 of the main specification (Edward's written approval before the fix becomes the new baseline) and for decision 4 (whether this is disclosed anywhere in the financial statements or regulatory return).</w:t>
       </w:r>
     </w:p>
     <w:sectPr>
